--- a/описание логики разных версий STM32.docx
+++ b/описание логики разных версий STM32.docx
@@ -652,7 +652,7 @@
         <w:t>экстренный режим работы</w:t>
       </w:r>
       <w:r>
-        <w:t>. Включается подача из обоих плечей. Даже если давление в линии после этого нормализуется, то сигнал тревоги будет активен. В таком состоянии система будет находиться 3 минуты. По истечении этого времени система попытается вернуться в штатный режим работы. Данный режим существует для сохранения подачи медицинских газов в случае отказа одного из клапанов.</w:t>
+        <w:t>. Включается подача из обоих плечей. Даже если давление в линии после этого нормализуется, то сигнал тревоги будет активен. В таком состоянии система будет находиться 10 минут. По истечении этого времени система попытается вернуться в штатный режим работы. Также при попытке ручного переключения левое-правое с помощью кнопки система выходит из аварийного режима и пытается вернуться в штатный режим работы. Данный режим существует для сохранения подачи медицинских газов в случае отказа одного из клапанов.</w:t>
       </w:r>
     </w:p>
     <w:sectPr>
